--- a/flow/20230927_hours/drafts/2024-08-u/13.08.docx
+++ b/flow/20230927_hours/drafts/2024-08-u/13.08.docx
@@ -47,24 +47,17 @@
         <w:rPr>
           <w:rFonts w:ascii="Times New Roman" w:hAnsi="Times New Roman"/>
           <w:i/>
-          <w:color w:val="FF0000"/>
-          <w:sz w:val="24"/>
-        </w:rPr>
-        <w:t xml:space="preserve">Священик: </w:t>
-      </w:r>
-      <w:r>
-        <w:rPr>
-          <w:rFonts w:ascii="Times New Roman" w:hAnsi="Times New Roman"/>
-          <w:sz w:val="24"/>
-        </w:rPr>
-        <w:t xml:space="preserve">Благословенний Бог наш завжди, нині і повсякчас, і на віки </w:t>
-      </w:r>
-      <w:r>
-        <w:rPr>
-          <w:rFonts w:ascii="Times New Roman" w:hAnsi="Times New Roman"/>
-          <w:sz w:val="24"/>
-        </w:rPr>
-        <w:t>віків.</w:t>
+          <w:color w:val="FF4400"/>
+          <w:sz w:val="24"/>
+        </w:rPr>
+        <w:t>Священик:</w:t>
+      </w:r>
+      <w:r>
+        <w:rPr>
+          <w:rFonts w:ascii="Times New Roman" w:hAnsi="Times New Roman"/>
+          <w:sz w:val="24"/>
+        </w:rPr>
+        <w:t xml:space="preserve"> Благословенний Бог наш завжди, нині і повсякчас, і на віки віків.</w:t>
       </w:r>
     </w:p>
     <w:p>
@@ -2175,17 +2168,17 @@
         <w:rPr>
           <w:rFonts w:ascii="Times New Roman" w:hAnsi="Times New Roman"/>
           <w:i/>
-          <w:color w:val="FF0000"/>
-          <w:sz w:val="24"/>
-        </w:rPr>
-        <w:t xml:space="preserve">Священик: </w:t>
-      </w:r>
-      <w:r>
-        <w:rPr>
-          <w:rFonts w:ascii="Times New Roman" w:hAnsi="Times New Roman"/>
-          <w:sz w:val="24"/>
-        </w:rPr>
-        <w:t>Боже, змилуйся над нами і благослови нас; світлом лиця твого осяй нас і помилуй нас.</w:t>
+          <w:color w:val="FF4400"/>
+          <w:sz w:val="24"/>
+        </w:rPr>
+        <w:t>Священик:</w:t>
+      </w:r>
+      <w:r>
+        <w:rPr>
+          <w:rFonts w:ascii="Times New Roman" w:hAnsi="Times New Roman"/>
+          <w:sz w:val="24"/>
+        </w:rPr>
+        <w:t xml:space="preserve"> Боже, змилуйся над нами і благослови нас; світлом лиця твого осяй нас і помилуй нас.</w:t>
       </w:r>
     </w:p>
     <w:p>
@@ -2324,17 +2317,17 @@
         <w:rPr>
           <w:rFonts w:ascii="Times New Roman" w:hAnsi="Times New Roman"/>
           <w:i/>
-          <w:color w:val="FF0000"/>
-          <w:sz w:val="24"/>
-        </w:rPr>
-        <w:t xml:space="preserve">Священик: </w:t>
-      </w:r>
-      <w:r>
-        <w:rPr>
-          <w:rFonts w:ascii="Times New Roman" w:hAnsi="Times New Roman"/>
-          <w:sz w:val="24"/>
-        </w:rPr>
-        <w:t>Слава тобі, Христе Боже, надіє наша, слава тобі!</w:t>
+          <w:color w:val="FF4400"/>
+          <w:sz w:val="24"/>
+        </w:rPr>
+        <w:t>Священик:</w:t>
+      </w:r>
+      <w:r>
+        <w:rPr>
+          <w:rFonts w:ascii="Times New Roman" w:hAnsi="Times New Roman"/>
+          <w:sz w:val="24"/>
+        </w:rPr>
+        <w:t xml:space="preserve"> Слава тобі, Христе Боже, надіє наша, слава тобі!</w:t>
       </w:r>
     </w:p>
     <w:p>
@@ -2408,27 +2401,23 @@
     </w:p>
     <w:p>
       <w:pPr>
-        <w:spacing w:line="240" w:lineRule="auto"/>
-        <w:rPr>
-          <w:rFonts w:ascii="Times New Roman" w:hAnsi="Times New Roman"/>
-          <w:sz w:val="24"/>
-        </w:rPr>
-      </w:pPr>
-      <w:r>
-        <w:rPr>
-          <w:rFonts w:ascii="Times New Roman" w:hAnsi="Times New Roman"/>
-          <w:i/>
-          <w:color w:val="FF0000"/>
-          <w:sz w:val="24"/>
-        </w:rPr>
-        <w:t xml:space="preserve">Священик: </w:t>
-      </w:r>
-      <w:r>
-        <w:rPr>
-          <w:rFonts w:ascii="Times New Roman" w:hAnsi="Times New Roman"/>
-          <w:sz w:val="24"/>
-        </w:rPr>
-        <w:t>Христос, істинний Бог наш, молитвами пречистої своєї Матері, преподобних і богоносних отців наших, і всіх святих, помилує і спасе нас, як благий і чоловіколюбець.</w:t>
+        <w:spacing w:after="120"/>
+      </w:pPr>
+      <w:r>
+        <w:rPr>
+          <w:rFonts w:ascii="Times New Roman" w:hAnsi="Times New Roman"/>
+          <w:i/>
+          <w:color w:val="FF4400"/>
+          <w:sz w:val="24"/>
+        </w:rPr>
+        <w:t>Священик:</w:t>
+      </w:r>
+      <w:r>
+        <w:rPr>
+          <w:rFonts w:ascii="Times New Roman" w:hAnsi="Times New Roman"/>
+          <w:sz w:val="24"/>
+        </w:rPr>
+        <w:t xml:space="preserve"> Христос, істинний Бог наш, що на горі Таворській у славі переобразився перед святими Своїми учнями й апостолами - молитвами пречистої Своєї Матері, святих славних і всехвальних апостолів, преподобного отця нашого Максима Ісповідника і всіх святих - помилує і спасе нас як благий і людинолюбний.</w:t>
       </w:r>
     </w:p>
     <w:p>
@@ -2518,24 +2507,17 @@
         <w:rPr>
           <w:rFonts w:ascii="Times New Roman" w:hAnsi="Times New Roman"/>
           <w:i/>
-          <w:color w:val="FF0000"/>
-          <w:sz w:val="24"/>
-        </w:rPr>
-        <w:t xml:space="preserve">Священик: </w:t>
-      </w:r>
-      <w:r>
-        <w:rPr>
-          <w:rFonts w:ascii="Times New Roman" w:hAnsi="Times New Roman"/>
-          <w:sz w:val="24"/>
-        </w:rPr>
-        <w:t xml:space="preserve">Благословенний Бог наш завжди, нині і повсякчас, і на віки </w:t>
-      </w:r>
-      <w:r>
-        <w:rPr>
-          <w:rFonts w:ascii="Times New Roman" w:hAnsi="Times New Roman"/>
-          <w:sz w:val="24"/>
-        </w:rPr>
-        <w:t>віків.</w:t>
+          <w:color w:val="FF4400"/>
+          <w:sz w:val="24"/>
+        </w:rPr>
+        <w:t>Священик:</w:t>
+      </w:r>
+      <w:r>
+        <w:rPr>
+          <w:rFonts w:ascii="Times New Roman" w:hAnsi="Times New Roman"/>
+          <w:sz w:val="24"/>
+        </w:rPr>
+        <w:t xml:space="preserve"> Благословенний Бог наш завжди, нині і повсякчас, і на віки віків.</w:t>
       </w:r>
     </w:p>
     <w:p>
@@ -5046,17 +5028,17 @@
         <w:rPr>
           <w:rFonts w:ascii="Times New Roman" w:hAnsi="Times New Roman"/>
           <w:i/>
-          <w:color w:val="FF0000"/>
-          <w:sz w:val="24"/>
-        </w:rPr>
-        <w:t xml:space="preserve">Священик: </w:t>
-      </w:r>
-      <w:r>
-        <w:rPr>
-          <w:rFonts w:ascii="Times New Roman" w:hAnsi="Times New Roman"/>
-          <w:sz w:val="24"/>
-        </w:rPr>
-        <w:t>Молитвами святих отців наших, Господи Ісусе Христе Сине Божий, помилуй нас.</w:t>
+          <w:color w:val="FF4400"/>
+          <w:sz w:val="24"/>
+        </w:rPr>
+        <w:t>Священик:</w:t>
+      </w:r>
+      <w:r>
+        <w:rPr>
+          <w:rFonts w:ascii="Times New Roman" w:hAnsi="Times New Roman"/>
+          <w:sz w:val="24"/>
+        </w:rPr>
+        <w:t xml:space="preserve"> Молитвами святих отців наших, Господи Ісусе Христе Сине Божий, помилуй нас.</w:t>
       </w:r>
     </w:p>
     <w:p>
@@ -5296,17 +5278,17 @@
         <w:rPr>
           <w:rFonts w:ascii="Times New Roman" w:hAnsi="Times New Roman"/>
           <w:i/>
-          <w:color w:val="FF0000"/>
-          <w:sz w:val="24"/>
-        </w:rPr>
-        <w:t xml:space="preserve">Священик: </w:t>
-      </w:r>
-      <w:r>
-        <w:rPr>
-          <w:rFonts w:ascii="Times New Roman" w:hAnsi="Times New Roman"/>
-          <w:sz w:val="24"/>
-        </w:rPr>
-        <w:t>Слава тобі, Христе Боже, надіє наша, слава тобі!</w:t>
+          <w:color w:val="FF4400"/>
+          <w:sz w:val="24"/>
+        </w:rPr>
+        <w:t>Священик:</w:t>
+      </w:r>
+      <w:r>
+        <w:rPr>
+          <w:rFonts w:ascii="Times New Roman" w:hAnsi="Times New Roman"/>
+          <w:sz w:val="24"/>
+        </w:rPr>
+        <w:t xml:space="preserve"> Слава тобі, Христе Боже, надіє наша, слава тобі!</w:t>
       </w:r>
     </w:p>
     <w:p>
@@ -5380,27 +5362,23 @@
     </w:p>
     <w:p>
       <w:pPr>
-        <w:spacing w:line="240" w:lineRule="auto"/>
-        <w:rPr>
-          <w:rFonts w:ascii="Times New Roman" w:hAnsi="Times New Roman"/>
-          <w:sz w:val="24"/>
-        </w:rPr>
-      </w:pPr>
-      <w:r>
-        <w:rPr>
-          <w:rFonts w:ascii="Times New Roman" w:hAnsi="Times New Roman"/>
-          <w:i/>
-          <w:color w:val="FF0000"/>
-          <w:sz w:val="24"/>
-        </w:rPr>
-        <w:t xml:space="preserve">Священик: </w:t>
-      </w:r>
-      <w:r>
-        <w:rPr>
-          <w:rFonts w:ascii="Times New Roman" w:hAnsi="Times New Roman"/>
-          <w:sz w:val="24"/>
-        </w:rPr>
-        <w:t>Христос, істинний Бог наш, молитвами пречистої своєї Матері, преподобних і богоносних отців наших, і всіх святих, помилує і спасе нас, як благий і чоловіколюбець.</w:t>
+        <w:spacing w:after="120"/>
+      </w:pPr>
+      <w:r>
+        <w:rPr>
+          <w:rFonts w:ascii="Times New Roman" w:hAnsi="Times New Roman"/>
+          <w:i/>
+          <w:color w:val="FF4400"/>
+          <w:sz w:val="24"/>
+        </w:rPr>
+        <w:t>Священик:</w:t>
+      </w:r>
+      <w:r>
+        <w:rPr>
+          <w:rFonts w:ascii="Times New Roman" w:hAnsi="Times New Roman"/>
+          <w:sz w:val="24"/>
+        </w:rPr>
+        <w:t xml:space="preserve"> Христос, істинний Бог наш, що на горі Таворській у славі переобразився перед святими Своїми учнями й апостолами - молитвами пречистої Своєї Матері, святих славних і всехвальних апостолів, преподобного отця нашого Максима Ісповідника і всіх святих - помилує і спасе нас як благий і людинолюбний.</w:t>
       </w:r>
     </w:p>
     <w:p>
@@ -5490,24 +5468,17 @@
         <w:rPr>
           <w:rFonts w:ascii="Times New Roman" w:hAnsi="Times New Roman"/>
           <w:i/>
-          <w:color w:val="FF0000"/>
-          <w:sz w:val="24"/>
-        </w:rPr>
-        <w:t xml:space="preserve">Священик: </w:t>
-      </w:r>
-      <w:r>
-        <w:rPr>
-          <w:rFonts w:ascii="Times New Roman" w:hAnsi="Times New Roman"/>
-          <w:sz w:val="24"/>
-        </w:rPr>
-        <w:t xml:space="preserve">Благословенний Бог наш завжди, нині і повсякчас, і на віки </w:t>
-      </w:r>
-      <w:r>
-        <w:rPr>
-          <w:rFonts w:ascii="Times New Roman" w:hAnsi="Times New Roman"/>
-          <w:sz w:val="24"/>
-        </w:rPr>
-        <w:t>віків.</w:t>
+          <w:color w:val="FF4400"/>
+          <w:sz w:val="24"/>
+        </w:rPr>
+        <w:t>Священик:</w:t>
+      </w:r>
+      <w:r>
+        <w:rPr>
+          <w:rFonts w:ascii="Times New Roman" w:hAnsi="Times New Roman"/>
+          <w:sz w:val="24"/>
+        </w:rPr>
+        <w:t xml:space="preserve"> Благословенний Бог наш завжди, нині і повсякчас, і на віки віків.</w:t>
       </w:r>
     </w:p>
     <w:p>
@@ -7772,17 +7743,17 @@
         <w:rPr>
           <w:rFonts w:ascii="Times New Roman" w:hAnsi="Times New Roman"/>
           <w:i/>
-          <w:color w:val="FF0000"/>
-          <w:sz w:val="24"/>
-        </w:rPr>
-        <w:t xml:space="preserve">Священик: </w:t>
-      </w:r>
-      <w:r>
-        <w:rPr>
-          <w:rFonts w:ascii="Times New Roman" w:hAnsi="Times New Roman"/>
-          <w:sz w:val="24"/>
-        </w:rPr>
-        <w:t>Молитвами святих отців наших, Господи Ісусе Христе Сину Божий, помилуй нас.</w:t>
+          <w:color w:val="FF4400"/>
+          <w:sz w:val="24"/>
+        </w:rPr>
+        <w:t>Священик:</w:t>
+      </w:r>
+      <w:r>
+        <w:rPr>
+          <w:rFonts w:ascii="Times New Roman" w:hAnsi="Times New Roman"/>
+          <w:sz w:val="24"/>
+        </w:rPr>
+        <w:t xml:space="preserve"> Молитвами святих отців наших, Господи Ісусе Христе Сину Божий, помилуй нас.</w:t>
       </w:r>
     </w:p>
     <w:p>
@@ -7952,17 +7923,17 @@
         <w:rPr>
           <w:rFonts w:ascii="Times New Roman" w:hAnsi="Times New Roman"/>
           <w:i/>
-          <w:color w:val="FF0000"/>
-          <w:sz w:val="24"/>
-        </w:rPr>
-        <w:t xml:space="preserve">Священик: </w:t>
-      </w:r>
-      <w:r>
-        <w:rPr>
-          <w:rFonts w:ascii="Times New Roman" w:hAnsi="Times New Roman"/>
-          <w:sz w:val="24"/>
-        </w:rPr>
-        <w:t>Слава тобі, Христе Боже, надіє наша, слава тобі!</w:t>
+          <w:color w:val="FF4400"/>
+          <w:sz w:val="24"/>
+        </w:rPr>
+        <w:t>Священик:</w:t>
+      </w:r>
+      <w:r>
+        <w:rPr>
+          <w:rFonts w:ascii="Times New Roman" w:hAnsi="Times New Roman"/>
+          <w:sz w:val="24"/>
+        </w:rPr>
+        <w:t xml:space="preserve"> Слава тобі, Христе Боже, надіє наша, слава тобі!</w:t>
       </w:r>
     </w:p>
     <w:p>
@@ -8022,27 +7993,23 @@
     </w:p>
     <w:p>
       <w:pPr>
-        <w:spacing w:line="240" w:lineRule="auto"/>
-        <w:rPr>
-          <w:rFonts w:ascii="Times New Roman" w:hAnsi="Times New Roman"/>
-          <w:sz w:val="24"/>
-        </w:rPr>
-      </w:pPr>
-      <w:r>
-        <w:rPr>
-          <w:rFonts w:ascii="Times New Roman" w:hAnsi="Times New Roman"/>
-          <w:i/>
-          <w:color w:val="FF0000"/>
-          <w:sz w:val="24"/>
-        </w:rPr>
-        <w:t xml:space="preserve">Священик: </w:t>
-      </w:r>
-      <w:r>
-        <w:rPr>
-          <w:rFonts w:ascii="Times New Roman" w:hAnsi="Times New Roman"/>
-          <w:sz w:val="24"/>
-        </w:rPr>
-        <w:t>Христос, істинний Бог наш, молитвами пречистої своєї Матері, преподобних і богоносних отців наших, і всіх святих, помилує і спасе нас, як благий і чоловіколюбець.</w:t>
+        <w:spacing w:after="120"/>
+      </w:pPr>
+      <w:r>
+        <w:rPr>
+          <w:rFonts w:ascii="Times New Roman" w:hAnsi="Times New Roman"/>
+          <w:i/>
+          <w:color w:val="FF4400"/>
+          <w:sz w:val="24"/>
+        </w:rPr>
+        <w:t>Священик:</w:t>
+      </w:r>
+      <w:r>
+        <w:rPr>
+          <w:rFonts w:ascii="Times New Roman" w:hAnsi="Times New Roman"/>
+          <w:sz w:val="24"/>
+        </w:rPr>
+        <w:t xml:space="preserve"> Христос, істинний Бог наш, що на горі Таворській у славі переобразився перед святими Своїми учнями й апостолами - молитвами пречистої Своєї Матері, святих славних і всехвальних апостолів, преподобного отця нашого Максима Ісповідника і всіх святих - помилує і спасе нас як благий і людинолюбний.</w:t>
       </w:r>
     </w:p>
     <w:p>
@@ -8132,7 +8099,7 @@
         <w:rPr>
           <w:rFonts w:ascii="Times New Roman" w:hAnsi="Times New Roman"/>
           <w:i/>
-          <w:color w:val="FF0000"/>
+          <w:color w:val="FF4400"/>
           <w:sz w:val="24"/>
         </w:rPr>
         <w:t>Священик:</w:t>
@@ -8142,14 +8109,7 @@
           <w:rFonts w:ascii="Times New Roman" w:hAnsi="Times New Roman"/>
           <w:sz w:val="24"/>
         </w:rPr>
-        <w:t xml:space="preserve"> Благословенний Бог наш завжди, нині і повсякчас, і на віки </w:t>
-      </w:r>
-      <w:r>
-        <w:rPr>
-          <w:rFonts w:ascii="Times New Roman" w:hAnsi="Times New Roman"/>
-          <w:sz w:val="24"/>
-        </w:rPr>
-        <w:t>віків.</w:t>
+        <w:t xml:space="preserve"> Благословенний Бог наш завжди, нині і повсякчас, і на віки віків.</w:t>
       </w:r>
     </w:p>
     <w:p>
@@ -10224,17 +10184,17 @@
         <w:rPr>
           <w:rFonts w:ascii="Times New Roman" w:hAnsi="Times New Roman"/>
           <w:i/>
-          <w:color w:val="FF0000"/>
-          <w:sz w:val="24"/>
-        </w:rPr>
-        <w:t xml:space="preserve">Священик: </w:t>
-      </w:r>
-      <w:r>
-        <w:rPr>
-          <w:rFonts w:ascii="Times New Roman" w:hAnsi="Times New Roman"/>
-          <w:sz w:val="24"/>
-        </w:rPr>
-        <w:t>Боже, змилуйся над нами і благослови нас; світлом лиця твого осяй нас і помилуй нас.</w:t>
+          <w:color w:val="FF4400"/>
+          <w:sz w:val="24"/>
+        </w:rPr>
+        <w:t>Священик:</w:t>
+      </w:r>
+      <w:r>
+        <w:rPr>
+          <w:rFonts w:ascii="Times New Roman" w:hAnsi="Times New Roman"/>
+          <w:sz w:val="24"/>
+        </w:rPr>
+        <w:t xml:space="preserve"> Боже, змилуйся над нами і благослови нас; світлом лиця твого осяй нас і помилуй нас.</w:t>
       </w:r>
     </w:p>
     <w:p>
@@ -10399,17 +10359,17 @@
         <w:rPr>
           <w:rFonts w:ascii="Times New Roman" w:hAnsi="Times New Roman"/>
           <w:i/>
-          <w:color w:val="FF0000"/>
-          <w:sz w:val="24"/>
-        </w:rPr>
-        <w:t xml:space="preserve">Священик: </w:t>
-      </w:r>
-      <w:r>
-        <w:rPr>
-          <w:rFonts w:ascii="Times New Roman" w:hAnsi="Times New Roman"/>
-          <w:sz w:val="24"/>
-        </w:rPr>
-        <w:t>Слава тобі, Христе Боже, надіє наша, слава тобі!</w:t>
+          <w:color w:val="FF4400"/>
+          <w:sz w:val="24"/>
+        </w:rPr>
+        <w:t>Священик:</w:t>
+      </w:r>
+      <w:r>
+        <w:rPr>
+          <w:rFonts w:ascii="Times New Roman" w:hAnsi="Times New Roman"/>
+          <w:sz w:val="24"/>
+        </w:rPr>
+        <w:t xml:space="preserve"> Слава тобі, Христе Боже, надіє наша, слава тобі!</w:t>
       </w:r>
     </w:p>
     <w:p>
@@ -10469,17 +10429,13 @@
     </w:p>
     <w:p>
       <w:pPr>
-        <w:spacing w:line="240" w:lineRule="auto"/>
-        <w:rPr>
-          <w:rFonts w:ascii="Times New Roman" w:hAnsi="Times New Roman"/>
-          <w:sz w:val="24"/>
-        </w:rPr>
-      </w:pPr>
-      <w:r>
-        <w:rPr>
-          <w:rFonts w:ascii="Times New Roman" w:hAnsi="Times New Roman"/>
-          <w:i/>
-          <w:color w:val="FF0000"/>
+        <w:spacing w:after="120"/>
+      </w:pPr>
+      <w:r>
+        <w:rPr>
+          <w:rFonts w:ascii="Times New Roman" w:hAnsi="Times New Roman"/>
+          <w:i/>
+          <w:color w:val="FF4400"/>
           <w:sz w:val="24"/>
         </w:rPr>
         <w:t>Священик:</w:t>
@@ -10489,7 +10445,7 @@
           <w:rFonts w:ascii="Times New Roman" w:hAnsi="Times New Roman"/>
           <w:sz w:val="24"/>
         </w:rPr>
-        <w:t xml:space="preserve"> Христос, істинний Бог наш, молитвами пречистої своєї Матері, преподобних і богоносних отців наших, і всіх святих, помилує і спасе нас, як благий і чоловіколюбець.</w:t>
+        <w:t xml:space="preserve"> Христос, істинний Бог наш, що на горі Таворській у славі переобразився перед святими Своїми учнями й апостолами - молитвами пречистої Своєї Матері, святих славних і всехвальних апостолів, преподобного отця нашого Максима Ісповідника і всіх святих - помилує і спасе нас як благий і людинолюбний.</w:t>
       </w:r>
     </w:p>
     <w:p>
